--- a/p6/submission/mrq_package/02_title_page.docx
+++ b/p6/submission/mrq_package/02_title_page.docx
@@ -2,33 +2,28 @@
 <file path=word/document.xml><?xml version="1.0" encoding="utf-8"?>
 <w:document xmlns:w="http://schemas.openxmlformats.org/wordprocessingml/2006/main" xmlns:m="http://schemas.openxmlformats.org/officeDocument/2006/math" xmlns:r="http://schemas.openxmlformats.org/officeDocument/2006/relationships" xmlns:o="urn:schemas-microsoft-com:office:office" xmlns:v="urn:schemas-microsoft-com:vml" xmlns:w10="urn:schemas-microsoft-com:office:word" xmlns:a="http://schemas.openxmlformats.org/drawingml/2006/main" xmlns:pic="http://schemas.openxmlformats.org/drawingml/2006/picture" xmlns:wp="http://schemas.openxmlformats.org/drawingml/2006/wordprocessingDrawing">
   <w:body>
-    <w:bookmarkStart w:id="36" w:name="author-title-page"/>
+    <w:bookmarkStart w:id="34" w:name="author-title-page"/>
     <w:p>
       <w:pPr>
         <w:pStyle w:val="Heading1"/>
       </w:pPr>
       <w:r>
         <w:t xml:space="preserve">Author Title Page</w:t>
-      </w:r>
-    </w:p>
-    <w:bookmarkStart w:id="20" w:name="Xb67a4e6fa946c86d537e68b5d9ed0fce8783f05"/>
-    <w:p>
-      <w:pPr>
-        <w:pStyle w:val="Heading2"/>
-      </w:pPr>
-      <w:r>
-        <w:t xml:space="preserve">(Submitted separately from the blinded manuscript — not for review)</w:t>
       </w:r>
     </w:p>
     <w:p>
-      <w:r>
-        <w:pict>
-          <v:rect style="width:0;height:1.5pt" o:hralign="center" o:hrstd="t" o:hr="t"/>
-        </w:pict>
+      <w:pPr>
+        <w:pStyle w:val="FirstParagraph"/>
+      </w:pPr>
+      <w:r>
+        <w:rPr>
+          <w:iCs/>
+          <w:i/>
+        </w:rPr>
+        <w:t xml:space="preserve">(Submitted separately from the blinded manuscript — not for review)</w:t>
       </w:r>
     </w:p>
-    <w:bookmarkEnd w:id="20"/>
-    <w:bookmarkStart w:id="21" w:name="manuscript-title"/>
+    <w:bookmarkStart w:id="20" w:name="manuscript-title"/>
     <w:p>
       <w:pPr>
         <w:pStyle w:val="Heading2"/>
@@ -46,69 +41,47 @@
           <w:bCs/>
           <w:b/>
         </w:rPr>
-        <w:t xml:space="preserve">Does Country Context Shape the Internationalization–Performance Link? A Three-Level Meta-Analytic Investigation of Digital Adoption, Institutional Regimes, and the Digital Paradox Lifecycle</w:t>
+        <w:t xml:space="preserve">Institutional Context, Digital Adoption, and the Internationalization–Performance Relationship: A Three-Level Meta-Analysis</w:t>
       </w:r>
     </w:p>
     <w:p>
       <w:pPr>
         <w:pStyle w:val="BodyText"/>
       </w:pPr>
+      <w:r>
+        <w:t xml:space="preserve">Target journal:</w:t>
+      </w:r>
+      <w:r>
+        <w:t xml:space="preserve"> </w:t>
+      </w:r>
       <w:r>
         <w:rPr>
           <w:iCs/>
           <w:i/>
         </w:rPr>
-        <w:t xml:space="preserve">Target journal:</w:t>
+        <w:t xml:space="preserve">Management Review Quarterly</w:t>
       </w:r>
       <w:r>
         <w:t xml:space="preserve"> </w:t>
       </w:r>
       <w:r>
-        <w:t xml:space="preserve">International Business Review (IBR), Elsevier</w:t>
+        <w:t xml:space="preserve">(Springer; Scopus Q1)</w:t>
+      </w:r>
+      <w:r>
+        <w:t xml:space="preserve"> </w:t>
+      </w:r>
+      <w:r>
+        <w:t xml:space="preserve">Submission: Q4 2026</w:t>
       </w:r>
     </w:p>
+    <w:bookmarkEnd w:id="20"/>
+    <w:bookmarkStart w:id="25" w:name="authors"/>
     <w:p>
       <w:pPr>
-        <w:pStyle w:val="BodyText"/>
-      </w:pPr>
-      <w:r>
-        <w:rPr>
-          <w:iCs/>
-          <w:i/>
-        </w:rPr>
-        <w:t xml:space="preserve">Submission date:</w:t>
-      </w:r>
-      <w:r>
-        <w:t xml:space="preserve"> </w:t>
-      </w:r>
-      <w:r>
-        <w:t xml:space="preserve">14 May 2026</w:t>
-      </w:r>
-    </w:p>
-    <w:p>
-      <w:r>
-        <w:pict>
-          <v:rect style="width:0;height:1.5pt" o:hralign="center" o:hrstd="t" o:hr="t"/>
-        </w:pict>
-      </w:r>
-    </w:p>
-    <w:bookmarkEnd w:id="21"/>
-    <w:bookmarkStart w:id="28" w:name="authors"/>
-    <w:p>
-      <w:pPr>
         <w:pStyle w:val="Heading2"/>
       </w:pPr>
       <w:r>
         <w:t xml:space="preserve">Authors</w:t>
-      </w:r>
-    </w:p>
-    <w:bookmarkStart w:id="24" w:name="first-author"/>
-    <w:p>
-      <w:pPr>
-        <w:pStyle w:val="Heading3"/>
-      </w:pPr>
-      <w:r>
-        <w:t xml:space="preserve">First Author</w:t>
       </w:r>
     </w:p>
     <w:p>
@@ -120,100 +93,42 @@
           <w:bCs/>
           <w:b/>
         </w:rPr>
-        <w:t xml:space="preserve">Đỗ Thùy Hương</w:t>
+        <w:t xml:space="preserve">First Author</w:t>
       </w:r>
       <w:r>
         <w:t xml:space="preserve"> </w:t>
       </w:r>
       <w:r>
-        <w:t xml:space="preserve">(Do Thuy Huong)</w:t>
-      </w:r>
-    </w:p>
-    <w:p>
-      <w:pPr>
-        <w:numPr>
-          <w:ilvl w:val="0"/>
-          <w:numId w:val="1001"/>
-        </w:numPr>
-        <w:pStyle w:val="Compact"/>
-      </w:pPr>
-      <w:r>
-        <w:rPr>
-          <w:bCs/>
-          <w:b/>
-        </w:rPr>
-        <w:t xml:space="preserve">Position:</w:t>
+        <w:t xml:space="preserve">Đỗ Thị Thúy Hương (Do Thi Thuy Huong)</w:t>
       </w:r>
       <w:r>
         <w:t xml:space="preserve"> </w:t>
       </w:r>
       <w:r>
-        <w:t xml:space="preserve">PhD Candidate</w:t>
-      </w:r>
-    </w:p>
-    <w:p>
-      <w:pPr>
-        <w:numPr>
-          <w:ilvl w:val="0"/>
-          <w:numId w:val="1001"/>
-        </w:numPr>
-        <w:pStyle w:val="Compact"/>
-      </w:pPr>
-      <w:r>
-        <w:rPr>
-          <w:bCs/>
-          <w:b/>
-        </w:rPr>
-        <w:t xml:space="preserve">Affiliation:</w:t>
+        <w:t xml:space="preserve">Position: PhD Candidate</w:t>
       </w:r>
       <w:r>
         <w:t xml:space="preserve"> </w:t>
       </w:r>
       <w:r>
-        <w:t xml:space="preserve">College of Economics, Can Tho University (CTU)</w:t>
-      </w:r>
-    </w:p>
-    <w:p>
-      <w:pPr>
-        <w:numPr>
-          <w:ilvl w:val="0"/>
-          <w:numId w:val="1001"/>
-        </w:numPr>
-        <w:pStyle w:val="Compact"/>
-      </w:pPr>
-      <w:r>
-        <w:rPr>
-          <w:bCs/>
-          <w:b/>
-        </w:rPr>
-        <w:t xml:space="preserve">Address:</w:t>
+        <w:t xml:space="preserve">Affiliation: College of Economics, Can Tho University (CTU)</w:t>
       </w:r>
       <w:r>
         <w:t xml:space="preserve"> </w:t>
       </w:r>
       <w:r>
-        <w:t xml:space="preserve">Khu II, Đường 3/2, Ninh Kiều, Cần Thơ, Vietnam</w:t>
-      </w:r>
-    </w:p>
-    <w:p>
-      <w:pPr>
-        <w:numPr>
-          <w:ilvl w:val="0"/>
-          <w:numId w:val="1001"/>
-        </w:numPr>
-        <w:pStyle w:val="Compact"/>
-      </w:pPr>
-      <w:r>
-        <w:rPr>
-          <w:bCs/>
-          <w:b/>
-        </w:rPr>
+        <w:t xml:space="preserve">Address: Khu II, Đường 3/2, Ninh Kiều, Cần Thơ, Vietnam</w:t>
+      </w:r>
+      <w:r>
+        <w:t xml:space="preserve"> </w:t>
+      </w:r>
+      <w:r>
         <w:t xml:space="preserve">Email:</w:t>
       </w:r>
       <w:r>
         <w:t xml:space="preserve"> </w:t>
       </w:r>
-      <w:hyperlink r:id="rId22">
+      <w:hyperlink r:id="rId21">
         <w:r>
           <w:rPr>
             <w:rStyle w:val="Hyperlink"/>
@@ -221,29 +136,13 @@
           <w:t xml:space="preserve">huongp1323001@gstudent.ctu.edu.vn</w:t>
         </w:r>
       </w:hyperlink>
-    </w:p>
-    <w:p>
-      <w:pPr>
-        <w:numPr>
-          <w:ilvl w:val="0"/>
-          <w:numId w:val="1001"/>
-        </w:numPr>
-        <w:pStyle w:val="Compact"/>
-      </w:pPr>
-      <w:r>
-        <w:rPr>
-          <w:bCs/>
-          <w:b/>
-        </w:rPr>
-        <w:t xml:space="preserve">ORCID:</w:t>
-      </w:r>
       <w:r>
         <w:t xml:space="preserve"> </w:t>
       </w:r>
       <w:r>
-        <w:t xml:space="preserve">0000-0002-7711-2487 (</w:t>
-      </w:r>
-      <w:hyperlink r:id="rId23">
+        <w:t xml:space="preserve">ORCID: 0000-0002-7711-2487 (</w:t>
+      </w:r>
+      <w:hyperlink r:id="rId22">
         <w:r>
           <w:rPr>
             <w:rStyle w:val="Hyperlink"/>
@@ -254,142 +153,58 @@
       <w:r>
         <w:t xml:space="preserve">)</w:t>
       </w:r>
+      <w:r>
+        <w:t xml:space="preserve"> </w:t>
+      </w:r>
+      <w:r>
+        <w:t xml:space="preserve">Role: First author</w:t>
+      </w:r>
     </w:p>
     <w:p>
       <w:pPr>
-        <w:numPr>
-          <w:ilvl w:val="0"/>
-          <w:numId w:val="1001"/>
-        </w:numPr>
-        <w:pStyle w:val="Compact"/>
+        <w:pStyle w:val="BodyText"/>
       </w:pPr>
       <w:r>
         <w:rPr>
           <w:bCs/>
           <w:b/>
         </w:rPr>
-        <w:t xml:space="preserve">Role:</w:t>
+        <w:t xml:space="preserve">Second Author (Corresponding Author)</w:t>
       </w:r>
       <w:r>
         <w:t xml:space="preserve"> </w:t>
       </w:r>
       <w:r>
-        <w:t xml:space="preserve">First author</w:t>
-      </w:r>
-    </w:p>
-    <w:bookmarkEnd w:id="24"/>
-    <w:bookmarkStart w:id="27" w:name="second-author-corresponding-author"/>
-    <w:p>
-      <w:pPr>
-        <w:pStyle w:val="Heading3"/>
-      </w:pPr>
-      <w:r>
-        <w:t xml:space="preserve">Second Author (Corresponding Author)</w:t>
-      </w:r>
-    </w:p>
-    <w:p>
-      <w:pPr>
-        <w:pStyle w:val="FirstParagraph"/>
-      </w:pPr>
-      <w:r>
-        <w:rPr>
-          <w:bCs/>
-          <w:b/>
-        </w:rPr>
-        <w:t xml:space="preserve">Phan Anh Tú</w:t>
+        <w:t xml:space="preserve">Phan Anh Tú (Phan Anh Tu)</w:t>
       </w:r>
       <w:r>
         <w:t xml:space="preserve"> </w:t>
       </w:r>
       <w:r>
-        <w:t xml:space="preserve">(Phan Anh Tu)</w:t>
-      </w:r>
-    </w:p>
-    <w:p>
-      <w:pPr>
-        <w:numPr>
-          <w:ilvl w:val="0"/>
-          <w:numId w:val="1002"/>
-        </w:numPr>
-        <w:pStyle w:val="Compact"/>
-      </w:pPr>
-      <w:r>
-        <w:rPr>
-          <w:bCs/>
-          <w:b/>
-        </w:rPr>
-        <w:t xml:space="preserve">Title:</w:t>
+        <w:t xml:space="preserve">Title: Associate Professor (PGS.TS.)</w:t>
       </w:r>
       <w:r>
         <w:t xml:space="preserve"> </w:t>
       </w:r>
       <w:r>
-        <w:t xml:space="preserve">Associate Professor (PGS.TS.)</w:t>
-      </w:r>
-    </w:p>
-    <w:p>
-      <w:pPr>
-        <w:numPr>
-          <w:ilvl w:val="0"/>
-          <w:numId w:val="1002"/>
-        </w:numPr>
-        <w:pStyle w:val="Compact"/>
-      </w:pPr>
-      <w:r>
-        <w:rPr>
-          <w:bCs/>
-          <w:b/>
-        </w:rPr>
-        <w:t xml:space="preserve">Affiliation:</w:t>
+        <w:t xml:space="preserve">Affiliation: College of Economics, Can Tho University (CTU)</w:t>
       </w:r>
       <w:r>
         <w:t xml:space="preserve"> </w:t>
       </w:r>
       <w:r>
-        <w:t xml:space="preserve">College of Economics, Can Tho University (CTU)</w:t>
-      </w:r>
-    </w:p>
-    <w:p>
-      <w:pPr>
-        <w:numPr>
-          <w:ilvl w:val="0"/>
-          <w:numId w:val="1002"/>
-        </w:numPr>
-        <w:pStyle w:val="Compact"/>
-      </w:pPr>
-      <w:r>
-        <w:rPr>
-          <w:bCs/>
-          <w:b/>
-        </w:rPr>
-        <w:t xml:space="preserve">Address:</w:t>
+        <w:t xml:space="preserve">Address: Khu II, Đường 3/2, Ninh Kiều, Cần Thơ, Vietnam</w:t>
       </w:r>
       <w:r>
         <w:t xml:space="preserve"> </w:t>
       </w:r>
       <w:r>
-        <w:t xml:space="preserve">Khu II, Đường 3/2, Ninh Kiều, Cần Thơ, Vietnam</w:t>
-      </w:r>
-    </w:p>
-    <w:p>
-      <w:pPr>
-        <w:numPr>
-          <w:ilvl w:val="0"/>
-          <w:numId w:val="1002"/>
-        </w:numPr>
-        <w:pStyle w:val="Compact"/>
-      </w:pPr>
-      <w:r>
-        <w:rPr>
-          <w:bCs/>
-          <w:b/>
-        </w:rPr>
         <w:t xml:space="preserve">Email:</w:t>
       </w:r>
       <w:r>
         <w:t xml:space="preserve"> </w:t>
       </w:r>
-      <w:hyperlink r:id="rId25">
+      <w:hyperlink r:id="rId23">
         <w:r>
           <w:rPr>
             <w:rStyle w:val="Hyperlink"/>
@@ -397,29 +212,13 @@
           <w:t xml:space="preserve">patu@ctu.edu.vn</w:t>
         </w:r>
       </w:hyperlink>
-    </w:p>
-    <w:p>
-      <w:pPr>
-        <w:numPr>
-          <w:ilvl w:val="0"/>
-          <w:numId w:val="1002"/>
-        </w:numPr>
-        <w:pStyle w:val="Compact"/>
-      </w:pPr>
-      <w:r>
-        <w:rPr>
-          <w:bCs/>
-          <w:b/>
-        </w:rPr>
-        <w:t xml:space="preserve">ORCID:</w:t>
-      </w:r>
       <w:r>
         <w:t xml:space="preserve"> </w:t>
       </w:r>
       <w:r>
-        <w:t xml:space="preserve">0000-0003-0667-3137 (</w:t>
-      </w:r>
-      <w:hyperlink r:id="rId26">
+        <w:t xml:space="preserve">ORCID: 0000-0003-0667-3137 (</w:t>
+      </w:r>
+      <w:hyperlink r:id="rId24">
         <w:r>
           <w:rPr>
             <w:rStyle w:val="Hyperlink"/>
@@ -430,39 +229,15 @@
       <w:r>
         <w:t xml:space="preserve">)</w:t>
       </w:r>
+      <w:r>
+        <w:t xml:space="preserve"> </w:t>
+      </w:r>
+      <w:r>
+        <w:t xml:space="preserve">Role: Corresponding author</w:t>
+      </w:r>
     </w:p>
-    <w:p>
-      <w:pPr>
-        <w:numPr>
-          <w:ilvl w:val="0"/>
-          <w:numId w:val="1002"/>
-        </w:numPr>
-        <w:pStyle w:val="Compact"/>
-      </w:pPr>
-      <w:r>
-        <w:rPr>
-          <w:bCs/>
-          <w:b/>
-        </w:rPr>
-        <w:t xml:space="preserve">Role:</w:t>
-      </w:r>
-      <w:r>
-        <w:t xml:space="preserve"> </w:t>
-      </w:r>
-      <w:r>
-        <w:t xml:space="preserve">Corresponding author</w:t>
-      </w:r>
-    </w:p>
-    <w:p>
-      <w:r>
-        <w:pict>
-          <v:rect style="width:0;height:1.5pt" o:hralign="center" o:hrstd="t" o:hr="t"/>
-        </w:pict>
-      </w:r>
-    </w:p>
-    <w:bookmarkEnd w:id="27"/>
-    <w:bookmarkEnd w:id="28"/>
-    <w:bookmarkStart w:id="29" w:name="credit-author-contributions"/>
+    <w:bookmarkEnd w:id="25"/>
+    <w:bookmarkStart w:id="26" w:name="credit-author-contributions"/>
     <w:p>
       <w:pPr>
         <w:pStyle w:val="Heading2"/>
@@ -495,19 +270,19 @@
               <w:jc w:val="left"/>
             </w:pPr>
             <w:r>
-              <w:t xml:space="preserve">Contribution Role</w:t>
-            </w:r>
-          </w:p>
-        </w:tc>
-        <w:tc>
-          <w:tcPr/>
-          <w:p>
-            <w:pPr>
-              <w:pStyle w:val="Compact"/>
-              <w:jc w:val="left"/>
-            </w:pPr>
-            <w:r>
-              <w:t xml:space="preserve">Đỗ Thùy Hương</w:t>
+              <w:t xml:space="preserve">Contribution role</w:t>
+            </w:r>
+          </w:p>
+        </w:tc>
+        <w:tc>
+          <w:tcPr/>
+          <w:p>
+            <w:pPr>
+              <w:pStyle w:val="Compact"/>
+              <w:jc w:val="left"/>
+            </w:pPr>
+            <w:r>
+              <w:t xml:space="preserve">Đỗ Thị Thúy Hương</w:t>
             </w:r>
           </w:p>
         </w:tc>
@@ -1057,21 +832,68 @@
         </w:tc>
       </w:tr>
     </w:tbl>
+    <w:bookmarkEnd w:id="26"/>
+    <w:bookmarkStart w:id="27" w:name="acknowledgements"/>
     <w:p>
-      <w:r>
-        <w:pict>
-          <v:rect style="width:0;height:1.5pt" o:hralign="center" o:hrstd="t" o:hr="t"/>
-        </w:pict>
+      <w:pPr>
+        <w:pStyle w:val="Heading2"/>
+      </w:pPr>
+      <w:r>
+        <w:t xml:space="preserve">Acknowledgements</w:t>
+      </w:r>
+    </w:p>
+    <w:p>
+      <w:pPr>
+        <w:pStyle w:val="FirstParagraph"/>
+      </w:pPr>
+      <w:r>
+        <w:t xml:space="preserve">We thank the research community whose published primary studies made this meta-analysis possible, and the Web of Science and Scopus databases for access to the indexed literature. The ICBEF 2025 conference provided the venue for the baseline analysis upon which the present study builds. The findings, interpretations, and conclusions expressed in this article are those of the authors alone.</w:t>
+      </w:r>
+    </w:p>
+    <w:bookmarkEnd w:id="27"/>
+    <w:bookmarkStart w:id="28" w:name="conflict-of-interest"/>
+    <w:p>
+      <w:pPr>
+        <w:pStyle w:val="Heading2"/>
+      </w:pPr>
+      <w:r>
+        <w:t xml:space="preserve">Conflict of Interest</w:t>
+      </w:r>
+    </w:p>
+    <w:p>
+      <w:pPr>
+        <w:pStyle w:val="FirstParagraph"/>
+      </w:pPr>
+      <w:r>
+        <w:t xml:space="preserve">The authors declare no conflict of interest.</w:t>
+      </w:r>
+    </w:p>
+    <w:bookmarkEnd w:id="28"/>
+    <w:bookmarkStart w:id="29" w:name="funding"/>
+    <w:p>
+      <w:pPr>
+        <w:pStyle w:val="Heading2"/>
+      </w:pPr>
+      <w:r>
+        <w:t xml:space="preserve">Funding</w:t>
+      </w:r>
+    </w:p>
+    <w:p>
+      <w:pPr>
+        <w:pStyle w:val="FirstParagraph"/>
+      </w:pPr>
+      <w:r>
+        <w:t xml:space="preserve">This research received no specific grant from any funding agency in the public, commercial, or not-for-profit sectors.</w:t>
       </w:r>
     </w:p>
     <w:bookmarkEnd w:id="29"/>
-    <w:bookmarkStart w:id="30" w:name="acknowledgements"/>
+    <w:bookmarkStart w:id="31" w:name="data-availability-statement"/>
     <w:p>
       <w:pPr>
         <w:pStyle w:val="Heading2"/>
       </w:pPr>
       <w:r>
-        <w:t xml:space="preserve">Acknowledgements</w:t>
+        <w:t xml:space="preserve">Data Availability Statement</w:t>
       </w:r>
     </w:p>
     <w:p>
@@ -1079,118 +901,46 @@
         <w:pStyle w:val="FirstParagraph"/>
       </w:pPr>
       <w:r>
-        <w:t xml:space="preserve">We thank the research community whose published primary studies made this meta-analysis possible. We are grateful to the Web of Science and Scopus databases for access to the indexed literature. The ICBEF 2025 conference provided the venue for the baseline analysis (Đỗ &amp; Phan, 2024) upon which the present study builds. The findings, interpretations, and conclusions expressed in this article are those of the authors alone.</w:t>
+        <w:t xml:space="preserve">The coded study database, R replication scripts (metafor) with an independent Python cross-check, the PRISMA flow diagram, and the extraction codebook are openly available via the project's Open Science Framework (OSF) record:</w:t>
+      </w:r>
+      <w:r>
+        <w:t xml:space="preserve"> </w:t>
+      </w:r>
+      <w:hyperlink r:id="rId30">
+        <w:r>
+          <w:rPr>
+            <w:rStyle w:val="Hyperlink"/>
+          </w:rPr>
+          <w:t xml:space="preserve">https://osf.io/z37kn</w:t>
+        </w:r>
+      </w:hyperlink>
+      <w:r>
+        <w:t xml:space="preserve"> </w:t>
+      </w:r>
+      <w:r>
+        <w:t xml:space="preserve">(DOI: 10.17605/OSF.IO/Z37KN). The OSF pre-registration was lodged prior to effect-size extraction.</w:t>
+      </w:r>
+    </w:p>
+    <w:bookmarkEnd w:id="31"/>
+    <w:bookmarkStart w:id="32" w:name="X799c23334c5944d058eaf15944a1408ff96b683"/>
+    <w:p>
+      <w:pPr>
+        <w:pStyle w:val="Heading2"/>
+      </w:pPr>
+      <w:r>
+        <w:t xml:space="preserve">Use of Generative AI in the Writing Process</w:t>
       </w:r>
     </w:p>
     <w:p>
-      <w:r>
-        <w:pict>
-          <v:rect style="width:0;height:1.5pt" o:hralign="center" o:hrstd="t" o:hr="t"/>
-        </w:pict>
-      </w:r>
-    </w:p>
-    <w:bookmarkEnd w:id="30"/>
-    <w:bookmarkStart w:id="31" w:name="conflict-of-interest"/>
-    <w:p>
-      <w:pPr>
-        <w:pStyle w:val="Heading2"/>
-      </w:pPr>
-      <w:r>
-        <w:t xml:space="preserve">Conflict of Interest</w:t>
-      </w:r>
-    </w:p>
-    <w:p>
       <w:pPr>
         <w:pStyle w:val="FirstParagraph"/>
       </w:pPr>
       <w:r>
-        <w:t xml:space="preserve">The authors declare no conflict of interest.</w:t>
-      </w:r>
-    </w:p>
-    <w:p>
-      <w:r>
-        <w:pict>
-          <v:rect style="width:0;height:1.5pt" o:hralign="center" o:hrstd="t" o:hr="t"/>
-        </w:pict>
-      </w:r>
-    </w:p>
-    <w:bookmarkEnd w:id="31"/>
-    <w:bookmarkStart w:id="32" w:name="funding"/>
-    <w:p>
-      <w:pPr>
-        <w:pStyle w:val="Heading2"/>
-      </w:pPr>
-      <w:r>
-        <w:t xml:space="preserve">Funding</w:t>
-      </w:r>
-    </w:p>
-    <w:p>
-      <w:pPr>
-        <w:pStyle w:val="FirstParagraph"/>
-      </w:pPr>
-      <w:r>
-        <w:t xml:space="preserve">This research received no specific grant from any funding agency in the public, commercial, or not-for-profit sectors.</w:t>
-      </w:r>
-    </w:p>
-    <w:p>
-      <w:r>
-        <w:pict>
-          <v:rect style="width:0;height:1.5pt" o:hralign="center" o:hrstd="t" o:hr="t"/>
-        </w:pict>
+        <w:t xml:space="preserve">Generative AI tools were used during manuscript preparation to assist with language editing, structure suggestions, and documentation. All conceptual framing, hypothesis development, systematic search design, effect-size coding, meta-analytic estimation, results interpretation, and final wording were authored by the human authors, who take full responsibility for the content of the publication.</w:t>
       </w:r>
     </w:p>
     <w:bookmarkEnd w:id="32"/>
-    <w:bookmarkStart w:id="33" w:name="data-availability-statement"/>
-    <w:p>
-      <w:pPr>
-        <w:pStyle w:val="Heading2"/>
-      </w:pPr>
-      <w:r>
-        <w:t xml:space="preserve">Data Availability Statement</w:t>
-      </w:r>
-    </w:p>
-    <w:p>
-      <w:pPr>
-        <w:pStyle w:val="FirstParagraph"/>
-      </w:pPr>
-      <w:r>
-        <w:t xml:space="preserve">The coded study database, R replication scripts (metafor), PRISMA flow diagram, and inter-coder reliability materials are available from the corresponding author upon reasonable request. Pre-registration materials are deposited on OSF (registration link to be inserted upon acceptance).</w:t>
-      </w:r>
-    </w:p>
-    <w:p>
-      <w:r>
-        <w:pict>
-          <v:rect style="width:0;height:1.5pt" o:hralign="center" o:hrstd="t" o:hr="t"/>
-        </w:pict>
-      </w:r>
-    </w:p>
-    <w:bookmarkEnd w:id="33"/>
-    <w:bookmarkStart w:id="34" w:name="X799c23334c5944d058eaf15944a1408ff96b683"/>
-    <w:p>
-      <w:pPr>
-        <w:pStyle w:val="Heading2"/>
-      </w:pPr>
-      <w:r>
-        <w:t xml:space="preserve">Use of Generative AI in the Writing Process</w:t>
-      </w:r>
-    </w:p>
-    <w:p>
-      <w:pPr>
-        <w:pStyle w:val="FirstParagraph"/>
-      </w:pPr>
-      <w:r>
-        <w:t xml:space="preserve">Generative AI tools were used during manuscript preparation to assist with language editing, structure suggestions, and documentation. All conceptual framing, hypothesis development, systematic search design, effect-size coding, meta-analytic estimation, results interpretation, and final wording were authored by the human authors, who take full responsibility for the content of the publication.</w:t>
-      </w:r>
-    </w:p>
-    <w:p>
-      <w:r>
-        <w:pict>
-          <v:rect style="width:0;height:1.5pt" o:hralign="center" o:hrstd="t" o:hr="t"/>
-        </w:pict>
-      </w:r>
-    </w:p>
-    <w:bookmarkEnd w:id="34"/>
-    <w:bookmarkStart w:id="35" w:name="manuscript-information"/>
+    <w:bookmarkStart w:id="33" w:name="manuscript-information"/>
     <w:p>
       <w:pPr>
         <w:pStyle w:val="Heading2"/>
@@ -1274,19 +1024,19 @@
               <w:jc w:val="left"/>
             </w:pPr>
             <w:r>
-              <w:t xml:space="preserve">Word count (main text)</w:t>
-            </w:r>
-          </w:p>
-        </w:tc>
-        <w:tc>
-          <w:tcPr/>
-          <w:p>
-            <w:pPr>
-              <w:pStyle w:val="Compact"/>
-              <w:jc w:val="left"/>
-            </w:pPr>
-            <w:r>
-              <w:t xml:space="preserve">Approximately 8,000 words</w:t>
+              <w:t xml:space="preserve">Word count</w:t>
+            </w:r>
+          </w:p>
+        </w:tc>
+        <w:tc>
+          <w:tcPr/>
+          <w:p>
+            <w:pPr>
+              <w:pStyle w:val="Compact"/>
+              <w:jc w:val="left"/>
+            </w:pPr>
+            <w:r>
+              <w:t xml:space="preserve">Approximately 14,900 words incl. appendices (MRQ accommodates review length)</w:t>
             </w:r>
           </w:p>
         </w:tc>
@@ -1322,7 +1072,7 @@
               <w:jc w:val="left"/>
             </w:pPr>
             <w:r>
-              <w:t xml:space="preserve">235 primary studies</w:t>
+              <w:t xml:space="preserve">238 (verified baseline corpus)</w:t>
             </w:r>
           </w:p>
         </w:tc>
@@ -1336,19 +1086,29 @@
               <w:jc w:val="left"/>
             </w:pPr>
             <w:r>
-              <w:t xml:space="preserve">Effect sizes</w:t>
-            </w:r>
-          </w:p>
-        </w:tc>
-        <w:tc>
-          <w:tcPr/>
-          <w:p>
-            <w:pPr>
-              <w:pStyle w:val="Compact"/>
-              <w:jc w:val="left"/>
-            </w:pPr>
-            <w:r>
-              <w:t xml:space="preserve">Approximately 385</w:t>
+              <w:t xml:space="preserve">Effect sizes (</w:t>
+            </w:r>
+            <w:r>
+              <w:rPr>
+                <w:iCs/>
+                <w:i/>
+              </w:rPr>
+              <w:t xml:space="preserve">K</w:t>
+            </w:r>
+            <w:r>
+              <w:t xml:space="preserve">)</w:t>
+            </w:r>
+          </w:p>
+        </w:tc>
+        <w:tc>
+          <w:tcPr/>
+          <w:p>
+            <w:pPr>
+              <w:pStyle w:val="Compact"/>
+              <w:jc w:val="left"/>
+            </w:pPr>
+            <w:r>
+              <w:t xml:space="preserve">288</w:t>
             </w:r>
           </w:p>
         </w:tc>
@@ -1362,19 +1122,19 @@
               <w:jc w:val="left"/>
             </w:pPr>
             <w:r>
-              <w:t xml:space="preserve">Tables</w:t>
-            </w:r>
-          </w:p>
-        </w:tc>
-        <w:tc>
-          <w:tcPr/>
-          <w:p>
-            <w:pPr>
-              <w:pStyle w:val="Compact"/>
-              <w:jc w:val="left"/>
-            </w:pPr>
-            <w:r>
-              <w:t xml:space="preserve">4 (inline)</w:t>
+              <w:t xml:space="preserve">Economies</w:t>
+            </w:r>
+          </w:p>
+        </w:tc>
+        <w:tc>
+          <w:tcPr/>
+          <w:p>
+            <w:pPr>
+              <w:pStyle w:val="Compact"/>
+              <w:jc w:val="left"/>
+            </w:pPr>
+            <w:r>
+              <w:t xml:space="preserve">49</w:t>
             </w:r>
           </w:p>
         </w:tc>
@@ -1388,19 +1148,19 @@
               <w:jc w:val="left"/>
             </w:pPr>
             <w:r>
-              <w:t xml:space="preserve">Figures</w:t>
-            </w:r>
-          </w:p>
-        </w:tc>
-        <w:tc>
-          <w:tcPr/>
-          <w:p>
-            <w:pPr>
-              <w:pStyle w:val="Compact"/>
-              <w:jc w:val="left"/>
-            </w:pPr>
-            <w:r>
-              <w:t xml:space="preserve">3 (forest plot, funnel plot, moderator bubble plot)</w:t>
+              <w:t xml:space="preserve">Tables</w:t>
+            </w:r>
+          </w:p>
+        </w:tc>
+        <w:tc>
+          <w:tcPr/>
+          <w:p>
+            <w:pPr>
+              <w:pStyle w:val="Compact"/>
+              <w:jc w:val="left"/>
+            </w:pPr>
+            <w:r>
+              <w:t xml:space="preserve">5 (+ appendices)</w:t>
             </w:r>
           </w:p>
         </w:tc>
@@ -1414,19 +1174,19 @@
               <w:jc w:val="left"/>
             </w:pPr>
             <w:r>
-              <w:t xml:space="preserve">Keywords</w:t>
-            </w:r>
-          </w:p>
-        </w:tc>
-        <w:tc>
-          <w:tcPr/>
-          <w:p>
-            <w:pPr>
-              <w:pStyle w:val="Compact"/>
-              <w:jc w:val="left"/>
-            </w:pPr>
-            <w:r>
-              <w:t xml:space="preserve">internationalization–performance; meta-analysis; three-level model; digital adoption; institutional context; ICRV; Digital Paradox Lifecycle; Asia-Pacific</w:t>
+              <w:t xml:space="preserve">Figures</w:t>
+            </w:r>
+          </w:p>
+        </w:tc>
+        <w:tc>
+          <w:tcPr/>
+          <w:p>
+            <w:pPr>
+              <w:pStyle w:val="Compact"/>
+              <w:jc w:val="left"/>
+            </w:pPr>
+            <w:r>
+              <w:t xml:space="preserve">5 (conceptual model; ICRV forest; DPL phase; leave-one-out sensitivity; funnel plot)</w:t>
             </w:r>
           </w:p>
         </w:tc>
@@ -1440,19 +1200,19 @@
               <w:jc w:val="left"/>
             </w:pPr>
             <w:r>
-              <w:t xml:space="preserve">JEL codes</w:t>
-            </w:r>
-          </w:p>
-        </w:tc>
-        <w:tc>
-          <w:tcPr/>
-          <w:p>
-            <w:pPr>
-              <w:pStyle w:val="Compact"/>
-              <w:jc w:val="left"/>
-            </w:pPr>
-            <w:r>
-              <w:t xml:space="preserve">F23, O33, C83, O53</w:t>
+              <w:t xml:space="preserve">Keywords</w:t>
+            </w:r>
+          </w:p>
+        </w:tc>
+        <w:tc>
+          <w:tcPr/>
+          <w:p>
+            <w:pPr>
+              <w:pStyle w:val="Compact"/>
+              <w:jc w:val="left"/>
+            </w:pPr>
+            <w:r>
+              <w:t xml:space="preserve">internationalization–performance; meta-analysis; three-level model; digital adoption; institutional context; ICRV; Digital Paradox Lifecycle; global</w:t>
             </w:r>
           </w:p>
         </w:tc>
@@ -1466,19 +1226,19 @@
               <w:jc w:val="left"/>
             </w:pPr>
             <w:r>
-              <w:t xml:space="preserve">Software</w:t>
-            </w:r>
-          </w:p>
-        </w:tc>
-        <w:tc>
-          <w:tcPr/>
-          <w:p>
-            <w:pPr>
-              <w:pStyle w:val="Compact"/>
-              <w:jc w:val="left"/>
-            </w:pPr>
-            <w:r>
-              <w:t xml:space="preserve">R 4.4 (metafor); JASP 0.19; Stata 17 (robustness)</w:t>
+              <w:t xml:space="preserve">JEL codes</w:t>
+            </w:r>
+          </w:p>
+        </w:tc>
+        <w:tc>
+          <w:tcPr/>
+          <w:p>
+            <w:pPr>
+              <w:pStyle w:val="Compact"/>
+              <w:jc w:val="left"/>
+            </w:pPr>
+            <w:r>
+              <w:t xml:space="preserve">F23, O33, C83</w:t>
             </w:r>
           </w:p>
         </w:tc>
@@ -1492,6 +1252,32 @@
               <w:jc w:val="left"/>
             </w:pPr>
             <w:r>
+              <w:t xml:space="preserve">Software</w:t>
+            </w:r>
+          </w:p>
+        </w:tc>
+        <w:tc>
+          <w:tcPr/>
+          <w:p>
+            <w:pPr>
+              <w:pStyle w:val="Compact"/>
+              <w:jc w:val="left"/>
+            </w:pPr>
+            <w:r>
+              <w:t xml:space="preserve">R (metafor); Python (numpy/scipy) independent verification</w:t>
+            </w:r>
+          </w:p>
+        </w:tc>
+      </w:tr>
+      <w:tr>
+        <w:tc>
+          <w:tcPr/>
+          <w:p>
+            <w:pPr>
+              <w:pStyle w:val="Compact"/>
+              <w:jc w:val="left"/>
+            </w:pPr>
+            <w:r>
               <w:t xml:space="preserve">Pre-registration</w:t>
             </w:r>
           </w:p>
@@ -1504,14 +1290,31 @@
               <w:jc w:val="left"/>
             </w:pPr>
             <w:r>
-              <w:t xml:space="preserve">OSF (pre-registration number to be inserted upon acceptance)</w:t>
+              <w:t xml:space="preserve">OSF</w:t>
+            </w:r>
+            <w:r>
+              <w:t xml:space="preserve"> </w:t>
+            </w:r>
+            <w:hyperlink r:id="rId30">
+              <w:r>
+                <w:rPr>
+                  <w:rStyle w:val="Hyperlink"/>
+                </w:rPr>
+                <w:t xml:space="preserve">https://osf.io/z37kn</w:t>
+              </w:r>
+            </w:hyperlink>
+            <w:r>
+              <w:t xml:space="preserve"> </w:t>
+            </w:r>
+            <w:r>
+              <w:t xml:space="preserve">(DOI: 10.17605/OSF.IO/Z37KN)</w:t>
             </w:r>
           </w:p>
         </w:tc>
       </w:tr>
     </w:tbl>
-    <w:bookmarkEnd w:id="35"/>
-    <w:bookmarkEnd w:id="36"/>
+    <w:bookmarkEnd w:id="33"/>
+    <w:bookmarkEnd w:id="34"/>
     <w:sectPr>
       <w:pgSz w:h="16838" w:w="11906"/>
       <w:pgMar w:bottom="1417" w:left="1417" w:right="1417" w:top="1417"/>
@@ -1621,90 +1424,8 @@
       </w:pPr>
     </w:lvl>
   </w:abstractNum>
-  <w:abstractNum w:abstractNumId="991">
-    <w:nsid w:val="A991"/>
-    <w:multiLevelType w:val="multilevel"/>
-    <w:lvl w:ilvl="0">
-      <w:numFmt w:val="bullet"/>
-      <w:lvlText w:val="•"/>
-      <w:lvlJc w:val="left"/>
-      <w:pPr>
-        <w:ind w:left="720" w:hanging="480"/>
-      </w:pPr>
-    </w:lvl>
-    <w:lvl w:ilvl="1">
-      <w:numFmt w:val="bullet"/>
-      <w:lvlText w:val="–"/>
-      <w:lvlJc w:val="left"/>
-      <w:pPr>
-        <w:ind w:left="1440" w:hanging="480"/>
-      </w:pPr>
-    </w:lvl>
-    <w:lvl w:ilvl="2">
-      <w:numFmt w:val="bullet"/>
-      <w:lvlText w:val="•"/>
-      <w:lvlJc w:val="left"/>
-      <w:pPr>
-        <w:ind w:left="2160" w:hanging="480"/>
-      </w:pPr>
-    </w:lvl>
-    <w:lvl w:ilvl="3">
-      <w:numFmt w:val="bullet"/>
-      <w:lvlText w:val="–"/>
-      <w:lvlJc w:val="left"/>
-      <w:pPr>
-        <w:ind w:left="2880" w:hanging="480"/>
-      </w:pPr>
-    </w:lvl>
-    <w:lvl w:ilvl="4">
-      <w:numFmt w:val="bullet"/>
-      <w:lvlText w:val="•"/>
-      <w:lvlJc w:val="left"/>
-      <w:pPr>
-        <w:ind w:left="3600" w:hanging="480"/>
-      </w:pPr>
-    </w:lvl>
-    <w:lvl w:ilvl="5">
-      <w:numFmt w:val="bullet"/>
-      <w:lvlText w:val="–"/>
-      <w:lvlJc w:val="left"/>
-      <w:pPr>
-        <w:ind w:left="4320" w:hanging="480"/>
-      </w:pPr>
-    </w:lvl>
-    <w:lvl w:ilvl="6">
-      <w:numFmt w:val="bullet"/>
-      <w:lvlText w:val="•"/>
-      <w:lvlJc w:val="left"/>
-      <w:pPr>
-        <w:ind w:left="5040" w:hanging="480"/>
-      </w:pPr>
-    </w:lvl>
-    <w:lvl w:ilvl="7">
-      <w:numFmt w:val="bullet"/>
-      <w:lvlText w:val="–"/>
-      <w:lvlJc w:val="left"/>
-      <w:pPr>
-        <w:ind w:left="5760" w:hanging="480"/>
-      </w:pPr>
-    </w:lvl>
-    <w:lvl w:ilvl="8">
-      <w:numFmt w:val="bullet"/>
-      <w:lvlText w:val="•"/>
-      <w:lvlJc w:val="left"/>
-      <w:pPr>
-        <w:ind w:left="6480" w:hanging="480"/>
-      </w:pPr>
-    </w:lvl>
-  </w:abstractNum>
   <w:num w:numId="1000">
     <w:abstractNumId w:val="990"/>
-  </w:num>
-  <w:num w:numId="1001">
-    <w:abstractNumId w:val="991"/>
-  </w:num>
-  <w:num w:numId="1002">
-    <w:abstractNumId w:val="991"/>
   </w:num>
 </w:numbering>
 </file>
@@ -2360,13 +2081,15 @@
     <w:link w:val="VerbatimChar"/>
     <w:pPr>
       <w:wordWrap w:val="off"/>
+      <w:shd w:val="clear" w:fill="f8f8f8"/>
     </w:pPr>
   </w:style>
   <w:style w:type="character" w:customStyle="1" w:styleId="KeywordTok">
     <w:name w:val="KeywordTok"/>
     <w:basedOn w:val="VerbatimChar"/>
     <w:rPr>
-      <w:color w:val="007020"/>
+      <w:color w:val="204a87"/>
+      <w:shd w:val="clear" w:fill="f8f8f8"/>
       <w:b/>
     </w:rPr>
   </w:style>
@@ -2374,85 +2097,96 @@
     <w:name w:val="DataTypeTok"/>
     <w:basedOn w:val="VerbatimChar"/>
     <w:rPr>
-      <w:color w:val="902000"/>
+      <w:color w:val="204a87"/>
+      <w:shd w:val="clear" w:fill="f8f8f8"/>
     </w:rPr>
   </w:style>
   <w:style w:type="character" w:customStyle="1" w:styleId="DecValTok">
     <w:name w:val="DecValTok"/>
     <w:basedOn w:val="VerbatimChar"/>
     <w:rPr>
-      <w:color w:val="40a070"/>
+      <w:color w:val="0000cf"/>
+      <w:shd w:val="clear" w:fill="f8f8f8"/>
     </w:rPr>
   </w:style>
   <w:style w:type="character" w:customStyle="1" w:styleId="BaseNTok">
     <w:name w:val="BaseNTok"/>
     <w:basedOn w:val="VerbatimChar"/>
     <w:rPr>
-      <w:color w:val="40a070"/>
+      <w:color w:val="0000cf"/>
+      <w:shd w:val="clear" w:fill="f8f8f8"/>
     </w:rPr>
   </w:style>
   <w:style w:type="character" w:customStyle="1" w:styleId="FloatTok">
     <w:name w:val="FloatTok"/>
     <w:basedOn w:val="VerbatimChar"/>
     <w:rPr>
-      <w:color w:val="40a070"/>
+      <w:color w:val="0000cf"/>
+      <w:shd w:val="clear" w:fill="f8f8f8"/>
     </w:rPr>
   </w:style>
   <w:style w:type="character" w:customStyle="1" w:styleId="ConstantTok">
     <w:name w:val="ConstantTok"/>
     <w:basedOn w:val="VerbatimChar"/>
     <w:rPr>
-      <w:color w:val="880000"/>
+      <w:color w:val="8f5902"/>
+      <w:shd w:val="clear" w:fill="f8f8f8"/>
     </w:rPr>
   </w:style>
   <w:style w:type="character" w:customStyle="1" w:styleId="CharTok">
     <w:name w:val="CharTok"/>
     <w:basedOn w:val="VerbatimChar"/>
     <w:rPr>
-      <w:color w:val="4070a0"/>
+      <w:color w:val="4e9a06"/>
+      <w:shd w:val="clear" w:fill="f8f8f8"/>
     </w:rPr>
   </w:style>
   <w:style w:type="character" w:customStyle="1" w:styleId="SpecialCharTok">
     <w:name w:val="SpecialCharTok"/>
     <w:basedOn w:val="VerbatimChar"/>
     <w:rPr>
-      <w:color w:val="4070a0"/>
+      <w:color w:val="ce5c00"/>
+      <w:shd w:val="clear" w:fill="f8f8f8"/>
+      <w:b/>
     </w:rPr>
   </w:style>
   <w:style w:type="character" w:customStyle="1" w:styleId="StringTok">
     <w:name w:val="StringTok"/>
     <w:basedOn w:val="VerbatimChar"/>
     <w:rPr>
-      <w:color w:val="4070a0"/>
+      <w:color w:val="4e9a06"/>
+      <w:shd w:val="clear" w:fill="f8f8f8"/>
     </w:rPr>
   </w:style>
   <w:style w:type="character" w:customStyle="1" w:styleId="VerbatimStringTok">
     <w:name w:val="VerbatimStringTok"/>
     <w:basedOn w:val="VerbatimChar"/>
     <w:rPr>
-      <w:color w:val="4070a0"/>
+      <w:color w:val="4e9a06"/>
+      <w:shd w:val="clear" w:fill="f8f8f8"/>
     </w:rPr>
   </w:style>
   <w:style w:type="character" w:customStyle="1" w:styleId="SpecialStringTok">
     <w:name w:val="SpecialStringTok"/>
     <w:basedOn w:val="VerbatimChar"/>
     <w:rPr>
-      <w:color w:val="bb6688"/>
+      <w:color w:val="4e9a06"/>
+      <w:shd w:val="clear" w:fill="f8f8f8"/>
     </w:rPr>
   </w:style>
   <w:style w:type="character" w:customStyle="1" w:styleId="ImportTok">
     <w:name w:val="ImportTok"/>
     <w:basedOn w:val="VerbatimChar"/>
     <w:rPr>
-      <w:color w:val="008000"/>
-      <w:b/>
+      <w:shd w:val="clear" w:fill="f8f8f8"/>
     </w:rPr>
   </w:style>
   <w:style w:type="character" w:customStyle="1" w:styleId="CommentTok">
     <w:name w:val="CommentTok"/>
     <w:basedOn w:val="VerbatimChar"/>
     <w:rPr>
-      <w:color w:val="60a0b0"/>
+      <w:color w:val="8f5902"/>
+      <w:shd w:val="clear" w:fill="f8f8f8"/>
       <w:i/>
     </w:rPr>
   </w:style>
@@ -2460,7 +2194,9 @@
     <w:name w:val="DocumentationTok"/>
     <w:basedOn w:val="VerbatimChar"/>
     <w:rPr>
-      <w:color w:val="ba2121"/>
+      <w:color w:val="8f5902"/>
+      <w:shd w:val="clear" w:fill="f8f8f8"/>
+      <w:b/>
       <w:i/>
     </w:rPr>
   </w:style>
@@ -2468,7 +2204,8 @@
     <w:name w:val="AnnotationTok"/>
     <w:basedOn w:val="VerbatimChar"/>
     <w:rPr>
-      <w:color w:val="60a0b0"/>
+      <w:color w:val="8f5902"/>
+      <w:shd w:val="clear" w:fill="f8f8f8"/>
       <w:b/>
       <w:i/>
     </w:rPr>
@@ -2477,7 +2214,8 @@
     <w:name w:val="CommentVarTok"/>
     <w:basedOn w:val="VerbatimChar"/>
     <w:rPr>
-      <w:color w:val="60a0b0"/>
+      <w:color w:val="8f5902"/>
+      <w:shd w:val="clear" w:fill="f8f8f8"/>
       <w:b/>
       <w:i/>
     </w:rPr>
@@ -2486,28 +2224,33 @@
     <w:name w:val="OtherTok"/>
     <w:basedOn w:val="VerbatimChar"/>
     <w:rPr>
-      <w:color w:val="007020"/>
+      <w:color w:val="8f5902"/>
+      <w:shd w:val="clear" w:fill="f8f8f8"/>
     </w:rPr>
   </w:style>
   <w:style w:type="character" w:customStyle="1" w:styleId="FunctionTok">
     <w:name w:val="FunctionTok"/>
     <w:basedOn w:val="VerbatimChar"/>
     <w:rPr>
-      <w:color w:val="06287e"/>
+      <w:color w:val="204a87"/>
+      <w:shd w:val="clear" w:fill="f8f8f8"/>
+      <w:b/>
     </w:rPr>
   </w:style>
   <w:style w:type="character" w:customStyle="1" w:styleId="VariableTok">
     <w:name w:val="VariableTok"/>
     <w:basedOn w:val="VerbatimChar"/>
     <w:rPr>
-      <w:color w:val="19177c"/>
+      <w:color w:val="000000"/>
+      <w:shd w:val="clear" w:fill="f8f8f8"/>
     </w:rPr>
   </w:style>
   <w:style w:type="character" w:customStyle="1" w:styleId="ControlFlowTok">
     <w:name w:val="ControlFlowTok"/>
     <w:basedOn w:val="VerbatimChar"/>
     <w:rPr>
-      <w:color w:val="007020"/>
+      <w:color w:val="204a87"/>
+      <w:shd w:val="clear" w:fill="f8f8f8"/>
       <w:b/>
     </w:rPr>
   </w:style>
@@ -2515,45 +2258,55 @@
     <w:name w:val="OperatorTok"/>
     <w:basedOn w:val="VerbatimChar"/>
     <w:rPr>
-      <w:color w:val="666666"/>
+      <w:color w:val="ce5c00"/>
+      <w:shd w:val="clear" w:fill="f8f8f8"/>
+      <w:b/>
     </w:rPr>
   </w:style>
   <w:style w:type="character" w:customStyle="1" w:styleId="BuiltInTok">
     <w:name w:val="BuiltInTok"/>
     <w:basedOn w:val="VerbatimChar"/>
     <w:rPr>
-      <w:color w:val="008000"/>
+      <w:shd w:val="clear" w:fill="f8f8f8"/>
     </w:rPr>
   </w:style>
   <w:style w:type="character" w:customStyle="1" w:styleId="ExtensionTok">
     <w:name w:val="ExtensionTok"/>
     <w:basedOn w:val="VerbatimChar"/>
-    <w:rPr/>
+    <w:rPr>
+      <w:shd w:val="clear" w:fill="f8f8f8"/>
+    </w:rPr>
   </w:style>
   <w:style w:type="character" w:customStyle="1" w:styleId="PreprocessorTok">
     <w:name w:val="PreprocessorTok"/>
     <w:basedOn w:val="VerbatimChar"/>
     <w:rPr>
-      <w:color w:val="bc7a00"/>
+      <w:color w:val="8f5902"/>
+      <w:shd w:val="clear" w:fill="f8f8f8"/>
+      <w:i/>
     </w:rPr>
   </w:style>
   <w:style w:type="character" w:customStyle="1" w:styleId="AttributeTok">
     <w:name w:val="AttributeTok"/>
     <w:basedOn w:val="VerbatimChar"/>
     <w:rPr>
-      <w:color w:val="7d9029"/>
+      <w:color w:val="204a87"/>
+      <w:shd w:val="clear" w:fill="f8f8f8"/>
     </w:rPr>
   </w:style>
   <w:style w:type="character" w:customStyle="1" w:styleId="RegionMarkerTok">
     <w:name w:val="RegionMarkerTok"/>
     <w:basedOn w:val="VerbatimChar"/>
-    <w:rPr/>
+    <w:rPr>
+      <w:shd w:val="clear" w:fill="f8f8f8"/>
+    </w:rPr>
   </w:style>
   <w:style w:type="character" w:customStyle="1" w:styleId="InformationTok">
     <w:name w:val="InformationTok"/>
     <w:basedOn w:val="VerbatimChar"/>
     <w:rPr>
-      <w:color w:val="60a0b0"/>
+      <w:color w:val="8f5902"/>
+      <w:shd w:val="clear" w:fill="f8f8f8"/>
       <w:b/>
       <w:i/>
     </w:rPr>
@@ -2562,7 +2315,8 @@
     <w:name w:val="WarningTok"/>
     <w:basedOn w:val="VerbatimChar"/>
     <w:rPr>
-      <w:color w:val="60a0b0"/>
+      <w:color w:val="8f5902"/>
+      <w:shd w:val="clear" w:fill="f8f8f8"/>
       <w:b/>
       <w:i/>
     </w:rPr>
@@ -2571,22 +2325,25 @@
     <w:name w:val="AlertTok"/>
     <w:basedOn w:val="VerbatimChar"/>
     <w:rPr>
-      <w:color w:val="ff0000"/>
-      <w:b/>
+      <w:color w:val="ef2929"/>
+      <w:shd w:val="clear" w:fill="f8f8f8"/>
     </w:rPr>
   </w:style>
   <w:style w:type="character" w:customStyle="1" w:styleId="ErrorTok">
     <w:name w:val="ErrorTok"/>
     <w:basedOn w:val="VerbatimChar"/>
     <w:rPr>
-      <w:color w:val="ff0000"/>
+      <w:color w:val="a40000"/>
+      <w:shd w:val="clear" w:fill="f8f8f8"/>
       <w:b/>
     </w:rPr>
   </w:style>
   <w:style w:type="character" w:customStyle="1" w:styleId="NormalTok">
     <w:name w:val="NormalTok"/>
     <w:basedOn w:val="VerbatimChar"/>
-    <w:rPr/>
+    <w:rPr>
+      <w:shd w:val="clear" w:fill="f8f8f8"/>
+    </w:rPr>
   </w:style>
 </w:styles>
 </file>

--- a/p6/submission/mrq_package/02_title_page.docx
+++ b/p6/submission/mrq_package/02_title_page.docx
@@ -99,7 +99,7 @@
         <w:t xml:space="preserve"> </w:t>
       </w:r>
       <w:r>
-        <w:t xml:space="preserve">Đỗ Thị Thúy Hương (Do Thi Thuy Huong)</w:t>
+        <w:t xml:space="preserve">Đỗ Thùy Hương (Do Thuy Huong)</w:t>
       </w:r>
       <w:r>
         <w:t xml:space="preserve"> </w:t>
@@ -111,7 +111,7 @@
         <w:t xml:space="preserve"> </w:t>
       </w:r>
       <w:r>
-        <w:t xml:space="preserve">Affiliation: College of Economics, Can Tho University (CTU)</w:t>
+        <w:t xml:space="preserve">Affiliation: School of Economics, Can Tho University (CTU)</w:t>
       </w:r>
       <w:r>
         <w:t xml:space="preserve"> </w:t>
@@ -133,7 +133,7 @@
           <w:rPr>
             <w:rStyle w:val="Hyperlink"/>
           </w:rPr>
-          <w:t xml:space="preserve">huongp1323001@gstudent.ctu.edu.vn</w:t>
+          <w:t xml:space="preserve">thuyhuongctu@gmail.com</w:t>
         </w:r>
       </w:hyperlink>
       <w:r>
@@ -187,7 +187,7 @@
         <w:t xml:space="preserve"> </w:t>
       </w:r>
       <w:r>
-        <w:t xml:space="preserve">Affiliation: College of Economics, Can Tho University (CTU)</w:t>
+        <w:t xml:space="preserve">Affiliation: School of Economics, Can Tho University (CTU)</w:t>
       </w:r>
       <w:r>
         <w:t xml:space="preserve"> </w:t>
@@ -282,7 +282,7 @@
               <w:jc w:val="left"/>
             </w:pPr>
             <w:r>
-              <w:t xml:space="preserve">Đỗ Thị Thúy Hương</w:t>
+              <w:t xml:space="preserve">Đỗ Thùy Hương</w:t>
             </w:r>
           </w:p>
         </w:tc>
@@ -2081,15 +2081,13 @@
     <w:link w:val="VerbatimChar"/>
     <w:pPr>
       <w:wordWrap w:val="off"/>
-      <w:shd w:val="clear" w:fill="f8f8f8"/>
     </w:pPr>
   </w:style>
   <w:style w:type="character" w:customStyle="1" w:styleId="KeywordTok">
     <w:name w:val="KeywordTok"/>
     <w:basedOn w:val="VerbatimChar"/>
     <w:rPr>
-      <w:color w:val="204a87"/>
-      <w:shd w:val="clear" w:fill="f8f8f8"/>
+      <w:color w:val="007020"/>
       <w:b/>
     </w:rPr>
   </w:style>
@@ -2097,96 +2095,85 @@
     <w:name w:val="DataTypeTok"/>
     <w:basedOn w:val="VerbatimChar"/>
     <w:rPr>
-      <w:color w:val="204a87"/>
-      <w:shd w:val="clear" w:fill="f8f8f8"/>
+      <w:color w:val="902000"/>
     </w:rPr>
   </w:style>
   <w:style w:type="character" w:customStyle="1" w:styleId="DecValTok">
     <w:name w:val="DecValTok"/>
     <w:basedOn w:val="VerbatimChar"/>
     <w:rPr>
-      <w:color w:val="0000cf"/>
-      <w:shd w:val="clear" w:fill="f8f8f8"/>
+      <w:color w:val="40a070"/>
     </w:rPr>
   </w:style>
   <w:style w:type="character" w:customStyle="1" w:styleId="BaseNTok">
     <w:name w:val="BaseNTok"/>
     <w:basedOn w:val="VerbatimChar"/>
     <w:rPr>
-      <w:color w:val="0000cf"/>
-      <w:shd w:val="clear" w:fill="f8f8f8"/>
+      <w:color w:val="40a070"/>
     </w:rPr>
   </w:style>
   <w:style w:type="character" w:customStyle="1" w:styleId="FloatTok">
     <w:name w:val="FloatTok"/>
     <w:basedOn w:val="VerbatimChar"/>
     <w:rPr>
-      <w:color w:val="0000cf"/>
-      <w:shd w:val="clear" w:fill="f8f8f8"/>
+      <w:color w:val="40a070"/>
     </w:rPr>
   </w:style>
   <w:style w:type="character" w:customStyle="1" w:styleId="ConstantTok">
     <w:name w:val="ConstantTok"/>
     <w:basedOn w:val="VerbatimChar"/>
     <w:rPr>
-      <w:color w:val="8f5902"/>
-      <w:shd w:val="clear" w:fill="f8f8f8"/>
+      <w:color w:val="880000"/>
     </w:rPr>
   </w:style>
   <w:style w:type="character" w:customStyle="1" w:styleId="CharTok">
     <w:name w:val="CharTok"/>
     <w:basedOn w:val="VerbatimChar"/>
     <w:rPr>
-      <w:color w:val="4e9a06"/>
-      <w:shd w:val="clear" w:fill="f8f8f8"/>
+      <w:color w:val="4070a0"/>
     </w:rPr>
   </w:style>
   <w:style w:type="character" w:customStyle="1" w:styleId="SpecialCharTok">
     <w:name w:val="SpecialCharTok"/>
     <w:basedOn w:val="VerbatimChar"/>
     <w:rPr>
-      <w:color w:val="ce5c00"/>
-      <w:shd w:val="clear" w:fill="f8f8f8"/>
-      <w:b/>
+      <w:color w:val="4070a0"/>
     </w:rPr>
   </w:style>
   <w:style w:type="character" w:customStyle="1" w:styleId="StringTok">
     <w:name w:val="StringTok"/>
     <w:basedOn w:val="VerbatimChar"/>
     <w:rPr>
-      <w:color w:val="4e9a06"/>
-      <w:shd w:val="clear" w:fill="f8f8f8"/>
+      <w:color w:val="4070a0"/>
     </w:rPr>
   </w:style>
   <w:style w:type="character" w:customStyle="1" w:styleId="VerbatimStringTok">
     <w:name w:val="VerbatimStringTok"/>
     <w:basedOn w:val="VerbatimChar"/>
     <w:rPr>
-      <w:color w:val="4e9a06"/>
-      <w:shd w:val="clear" w:fill="f8f8f8"/>
+      <w:color w:val="4070a0"/>
     </w:rPr>
   </w:style>
   <w:style w:type="character" w:customStyle="1" w:styleId="SpecialStringTok">
     <w:name w:val="SpecialStringTok"/>
     <w:basedOn w:val="VerbatimChar"/>
     <w:rPr>
-      <w:color w:val="4e9a06"/>
-      <w:shd w:val="clear" w:fill="f8f8f8"/>
+      <w:color w:val="bb6688"/>
     </w:rPr>
   </w:style>
   <w:style w:type="character" w:customStyle="1" w:styleId="ImportTok">
     <w:name w:val="ImportTok"/>
     <w:basedOn w:val="VerbatimChar"/>
     <w:rPr>
-      <w:shd w:val="clear" w:fill="f8f8f8"/>
+      <w:color w:val="008000"/>
+      <w:b/>
     </w:rPr>
   </w:style>
   <w:style w:type="character" w:customStyle="1" w:styleId="CommentTok">
     <w:name w:val="CommentTok"/>
     <w:basedOn w:val="VerbatimChar"/>
     <w:rPr>
-      <w:color w:val="8f5902"/>
-      <w:shd w:val="clear" w:fill="f8f8f8"/>
+      <w:color w:val="60a0b0"/>
       <w:i/>
     </w:rPr>
   </w:style>
@@ -2194,156 +2181,133 @@
     <w:name w:val="DocumentationTok"/>
     <w:basedOn w:val="VerbatimChar"/>
     <w:rPr>
-      <w:color w:val="8f5902"/>
-      <w:shd w:val="clear" w:fill="f8f8f8"/>
+      <w:color w:val="ba2121"/>
+      <w:i/>
+    </w:rPr>
+  </w:style>
+  <w:style w:type="character" w:customStyle="1" w:styleId="AnnotationTok">
+    <w:name w:val="AnnotationTok"/>
+    <w:basedOn w:val="VerbatimChar"/>
+    <w:rPr>
+      <w:color w:val="60a0b0"/>
       <w:b/>
       <w:i/>
     </w:rPr>
   </w:style>
-  <w:style w:type="character" w:customStyle="1" w:styleId="AnnotationTok">
-    <w:name w:val="AnnotationTok"/>
-    <w:basedOn w:val="VerbatimChar"/>
-    <w:rPr>
-      <w:color w:val="8f5902"/>
-      <w:shd w:val="clear" w:fill="f8f8f8"/>
+  <w:style w:type="character" w:customStyle="1" w:styleId="CommentVarTok">
+    <w:name w:val="CommentVarTok"/>
+    <w:basedOn w:val="VerbatimChar"/>
+    <w:rPr>
+      <w:color w:val="60a0b0"/>
       <w:b/>
       <w:i/>
     </w:rPr>
   </w:style>
-  <w:style w:type="character" w:customStyle="1" w:styleId="CommentVarTok">
-    <w:name w:val="CommentVarTok"/>
-    <w:basedOn w:val="VerbatimChar"/>
-    <w:rPr>
-      <w:color w:val="8f5902"/>
-      <w:shd w:val="clear" w:fill="f8f8f8"/>
+  <w:style w:type="character" w:customStyle="1" w:styleId="OtherTok">
+    <w:name w:val="OtherTok"/>
+    <w:basedOn w:val="VerbatimChar"/>
+    <w:rPr>
+      <w:color w:val="007020"/>
+    </w:rPr>
+  </w:style>
+  <w:style w:type="character" w:customStyle="1" w:styleId="FunctionTok">
+    <w:name w:val="FunctionTok"/>
+    <w:basedOn w:val="VerbatimChar"/>
+    <w:rPr>
+      <w:color w:val="06287e"/>
+    </w:rPr>
+  </w:style>
+  <w:style w:type="character" w:customStyle="1" w:styleId="VariableTok">
+    <w:name w:val="VariableTok"/>
+    <w:basedOn w:val="VerbatimChar"/>
+    <w:rPr>
+      <w:color w:val="19177c"/>
+    </w:rPr>
+  </w:style>
+  <w:style w:type="character" w:customStyle="1" w:styleId="ControlFlowTok">
+    <w:name w:val="ControlFlowTok"/>
+    <w:basedOn w:val="VerbatimChar"/>
+    <w:rPr>
+      <w:color w:val="007020"/>
+      <w:b/>
+    </w:rPr>
+  </w:style>
+  <w:style w:type="character" w:customStyle="1" w:styleId="OperatorTok">
+    <w:name w:val="OperatorTok"/>
+    <w:basedOn w:val="VerbatimChar"/>
+    <w:rPr>
+      <w:color w:val="666666"/>
+    </w:rPr>
+  </w:style>
+  <w:style w:type="character" w:customStyle="1" w:styleId="BuiltInTok">
+    <w:name w:val="BuiltInTok"/>
+    <w:basedOn w:val="VerbatimChar"/>
+    <w:rPr>
+      <w:color w:val="008000"/>
+    </w:rPr>
+  </w:style>
+  <w:style w:type="character" w:customStyle="1" w:styleId="ExtensionTok">
+    <w:name w:val="ExtensionTok"/>
+    <w:basedOn w:val="VerbatimChar"/>
+    <w:rPr/>
+  </w:style>
+  <w:style w:type="character" w:customStyle="1" w:styleId="PreprocessorTok">
+    <w:name w:val="PreprocessorTok"/>
+    <w:basedOn w:val="VerbatimChar"/>
+    <w:rPr>
+      <w:color w:val="bc7a00"/>
+    </w:rPr>
+  </w:style>
+  <w:style w:type="character" w:customStyle="1" w:styleId="AttributeTok">
+    <w:name w:val="AttributeTok"/>
+    <w:basedOn w:val="VerbatimChar"/>
+    <w:rPr>
+      <w:color w:val="7d9029"/>
+    </w:rPr>
+  </w:style>
+  <w:style w:type="character" w:customStyle="1" w:styleId="RegionMarkerTok">
+    <w:name w:val="RegionMarkerTok"/>
+    <w:basedOn w:val="VerbatimChar"/>
+    <w:rPr/>
+  </w:style>
+  <w:style w:type="character" w:customStyle="1" w:styleId="InformationTok">
+    <w:name w:val="InformationTok"/>
+    <w:basedOn w:val="VerbatimChar"/>
+    <w:rPr>
+      <w:color w:val="60a0b0"/>
       <w:b/>
       <w:i/>
     </w:rPr>
   </w:style>
-  <w:style w:type="character" w:customStyle="1" w:styleId="OtherTok">
-    <w:name w:val="OtherTok"/>
-    <w:basedOn w:val="VerbatimChar"/>
-    <w:rPr>
-      <w:color w:val="8f5902"/>
-      <w:shd w:val="clear" w:fill="f8f8f8"/>
-    </w:rPr>
-  </w:style>
-  <w:style w:type="character" w:customStyle="1" w:styleId="FunctionTok">
-    <w:name w:val="FunctionTok"/>
-    <w:basedOn w:val="VerbatimChar"/>
-    <w:rPr>
-      <w:color w:val="204a87"/>
-      <w:shd w:val="clear" w:fill="f8f8f8"/>
-      <w:b/>
-    </w:rPr>
-  </w:style>
-  <w:style w:type="character" w:customStyle="1" w:styleId="VariableTok">
-    <w:name w:val="VariableTok"/>
-    <w:basedOn w:val="VerbatimChar"/>
-    <w:rPr>
-      <w:color w:val="000000"/>
-      <w:shd w:val="clear" w:fill="f8f8f8"/>
-    </w:rPr>
-  </w:style>
-  <w:style w:type="character" w:customStyle="1" w:styleId="ControlFlowTok">
-    <w:name w:val="ControlFlowTok"/>
-    <w:basedOn w:val="VerbatimChar"/>
-    <w:rPr>
-      <w:color w:val="204a87"/>
-      <w:shd w:val="clear" w:fill="f8f8f8"/>
-      <w:b/>
-    </w:rPr>
-  </w:style>
-  <w:style w:type="character" w:customStyle="1" w:styleId="OperatorTok">
-    <w:name w:val="OperatorTok"/>
-    <w:basedOn w:val="VerbatimChar"/>
-    <w:rPr>
-      <w:color w:val="ce5c00"/>
-      <w:shd w:val="clear" w:fill="f8f8f8"/>
-      <w:b/>
-    </w:rPr>
-  </w:style>
-  <w:style w:type="character" w:customStyle="1" w:styleId="BuiltInTok">
-    <w:name w:val="BuiltInTok"/>
-    <w:basedOn w:val="VerbatimChar"/>
-    <w:rPr>
-      <w:shd w:val="clear" w:fill="f8f8f8"/>
-    </w:rPr>
-  </w:style>
-  <w:style w:type="character" w:customStyle="1" w:styleId="ExtensionTok">
-    <w:name w:val="ExtensionTok"/>
-    <w:basedOn w:val="VerbatimChar"/>
-    <w:rPr>
-      <w:shd w:val="clear" w:fill="f8f8f8"/>
-    </w:rPr>
-  </w:style>
-  <w:style w:type="character" w:customStyle="1" w:styleId="PreprocessorTok">
-    <w:name w:val="PreprocessorTok"/>
-    <w:basedOn w:val="VerbatimChar"/>
-    <w:rPr>
-      <w:color w:val="8f5902"/>
-      <w:shd w:val="clear" w:fill="f8f8f8"/>
-      <w:i/>
-    </w:rPr>
-  </w:style>
-  <w:style w:type="character" w:customStyle="1" w:styleId="AttributeTok">
-    <w:name w:val="AttributeTok"/>
-    <w:basedOn w:val="VerbatimChar"/>
-    <w:rPr>
-      <w:color w:val="204a87"/>
-      <w:shd w:val="clear" w:fill="f8f8f8"/>
-    </w:rPr>
-  </w:style>
-  <w:style w:type="character" w:customStyle="1" w:styleId="RegionMarkerTok">
-    <w:name w:val="RegionMarkerTok"/>
-    <w:basedOn w:val="VerbatimChar"/>
-    <w:rPr>
-      <w:shd w:val="clear" w:fill="f8f8f8"/>
-    </w:rPr>
-  </w:style>
-  <w:style w:type="character" w:customStyle="1" w:styleId="InformationTok">
-    <w:name w:val="InformationTok"/>
-    <w:basedOn w:val="VerbatimChar"/>
-    <w:rPr>
-      <w:color w:val="8f5902"/>
-      <w:shd w:val="clear" w:fill="f8f8f8"/>
+  <w:style w:type="character" w:customStyle="1" w:styleId="WarningTok">
+    <w:name w:val="WarningTok"/>
+    <w:basedOn w:val="VerbatimChar"/>
+    <w:rPr>
+      <w:color w:val="60a0b0"/>
       <w:b/>
       <w:i/>
     </w:rPr>
   </w:style>
-  <w:style w:type="character" w:customStyle="1" w:styleId="WarningTok">
-    <w:name w:val="WarningTok"/>
-    <w:basedOn w:val="VerbatimChar"/>
-    <w:rPr>
-      <w:color w:val="8f5902"/>
-      <w:shd w:val="clear" w:fill="f8f8f8"/>
-      <w:b/>
-      <w:i/>
-    </w:rPr>
-  </w:style>
   <w:style w:type="character" w:customStyle="1" w:styleId="AlertTok">
     <w:name w:val="AlertTok"/>
     <w:basedOn w:val="VerbatimChar"/>
     <w:rPr>
-      <w:color w:val="ef2929"/>
-      <w:shd w:val="clear" w:fill="f8f8f8"/>
+      <w:color w:val="ff0000"/>
+      <w:b/>
     </w:rPr>
   </w:style>
   <w:style w:type="character" w:customStyle="1" w:styleId="ErrorTok">
     <w:name w:val="ErrorTok"/>
     <w:basedOn w:val="VerbatimChar"/>
     <w:rPr>
-      <w:color w:val="a40000"/>
-      <w:shd w:val="clear" w:fill="f8f8f8"/>
+      <w:color w:val="ff0000"/>
       <w:b/>
     </w:rPr>
   </w:style>
   <w:style w:type="character" w:customStyle="1" w:styleId="NormalTok">
     <w:name w:val="NormalTok"/>
     <w:basedOn w:val="VerbatimChar"/>
-    <w:rPr>
-      <w:shd w:val="clear" w:fill="f8f8f8"/>
-    </w:rPr>
+    <w:rPr/>
   </w:style>
 </w:styles>
 </file>
